--- a/cards/42.docx
+++ b/cards/42.docx
@@ -1,13 +1,13 @@
 
 <file path=word/document.xml><?xml version="1.0" encoding="utf-8"?>
-<w:document xmlns:ve="http://schemas.openxmlformats.org/markup-compatibility/2006" xmlns:o="urn:schemas-microsoft-com:office:office" xmlns:r="http://schemas.openxmlformats.org/officeDocument/2006/relationships" xmlns:m="http://schemas.openxmlformats.org/officeDocument/2006/math" xmlns:v="urn:schemas-microsoft-com:vml" xmlns:wp="http://schemas.openxmlformats.org/drawingml/2006/wordprocessingDrawing" xmlns:w10="urn:schemas-microsoft-com:office:word" xmlns:w="http://schemas.openxmlformats.org/wordprocessingml/2006/main" xmlns:wne="http://schemas.microsoft.com/office/word/2006/wordml">
+<w:document xmlns:wpc="http://schemas.microsoft.com/office/word/2010/wordprocessingCanvas" xmlns:cx="http://schemas.microsoft.com/office/drawing/2014/chartex" xmlns:cx1="http://schemas.microsoft.com/office/drawing/2015/9/8/chartex" xmlns:cx2="http://schemas.microsoft.com/office/drawing/2015/10/21/chartex" xmlns:cx3="http://schemas.microsoft.com/office/drawing/2016/5/9/chartex" xmlns:cx4="http://schemas.microsoft.com/office/drawing/2016/5/10/chartex" xmlns:cx5="http://schemas.microsoft.com/office/drawing/2016/5/11/chartex" xmlns:cx6="http://schemas.microsoft.com/office/drawing/2016/5/12/chartex" xmlns:cx7="http://schemas.microsoft.com/office/drawing/2016/5/13/chartex" xmlns:cx8="http://schemas.microsoft.com/office/drawing/2016/5/14/chartex" xmlns:mc="http://schemas.openxmlformats.org/markup-compatibility/2006" xmlns:aink="http://schemas.microsoft.com/office/drawing/2016/ink" xmlns:am3d="http://schemas.microsoft.com/office/drawing/2017/model3d" xmlns:o="urn:schemas-microsoft-com:office:office" xmlns:oel="http://schemas.microsoft.com/office/2019/extlst" xmlns:r="http://schemas.openxmlformats.org/officeDocument/2006/relationships" xmlns:m="http://schemas.openxmlformats.org/officeDocument/2006/math" xmlns:v="urn:schemas-microsoft-com:vml" xmlns:wp14="http://schemas.microsoft.com/office/word/2010/wordprocessingDrawing" xmlns:wp="http://schemas.openxmlformats.org/drawingml/2006/wordprocessingDrawing" xmlns:w10="urn:schemas-microsoft-com:office:word" xmlns:w="http://schemas.openxmlformats.org/wordprocessingml/2006/main" xmlns:w14="http://schemas.microsoft.com/office/word/2010/wordml" xmlns:w15="http://schemas.microsoft.com/office/word/2012/wordml" xmlns:w16cex="http://schemas.microsoft.com/office/word/2018/wordml/cex" xmlns:w16cid="http://schemas.microsoft.com/office/word/2016/wordml/cid" xmlns:w16="http://schemas.microsoft.com/office/word/2018/wordml" xmlns:w16du="http://schemas.microsoft.com/office/word/2023/wordml/word16du" xmlns:w16sdtdh="http://schemas.microsoft.com/office/word/2020/wordml/sdtdatahash" xmlns:w16sdtfl="http://schemas.microsoft.com/office/word/2024/wordml/sdtformatlock" xmlns:w16se="http://schemas.microsoft.com/office/word/2015/wordml/symex" xmlns:wpg="http://schemas.microsoft.com/office/word/2010/wordprocessingGroup" xmlns:wpi="http://schemas.microsoft.com/office/word/2010/wordprocessingInk" xmlns:wne="http://schemas.microsoft.com/office/word/2006/wordml" xmlns:wps="http://schemas.microsoft.com/office/word/2010/wordprocessingShape" mc:Ignorable="w14 w15 w16se w16cid w16 w16cex w16sdtdh w16sdtfl w16du wp14">
   <w:body>
     <w:tbl>
       <w:tblPr>
         <w:tblStyle w:val="TableGrid"/>
         <w:tblW w:w="0" w:type="auto"/>
         <w:shd w:val="clear" w:color="auto" w:fill="FFFFFF" w:themeFill="background1"/>
-        <w:tblLook w:val="04A0"/>
+        <w:tblLook w:val="04A0" w:firstRow="1" w:lastRow="0" w:firstColumn="1" w:lastColumn="0" w:noHBand="0" w:noVBand="1"/>
       </w:tblPr>
       <w:tblGrid>
         <w:gridCol w:w="4816"/>
@@ -115,52 +115,18 @@
             <w:pPr>
               <w:jc w:val="center"/>
               <w:rPr>
-                <w:i/>
-                <w:color w:val="00B050"/>
+                <w:b/>
               </w:rPr>
             </w:pPr>
             <w:r>
               <w:rPr>
                 <w:i/>
-                <w:color w:val="00B050"/>
-              </w:rPr>
-              <w:pict>
-                <v:shapetype id="_x0000_t154" coordsize="21600,21600" o:spt="154" adj="9600" path="m0@2l21600,m,21600l21600@0e">
-                  <v:formulas>
-                    <v:f eqn="val #0"/>
-                    <v:f eqn="sum 21600 0 #0"/>
-                    <v:f eqn="prod @1 1 4"/>
-                    <v:f eqn="prod #0 1 2"/>
-                    <v:f eqn="prod @2 1 2"/>
-                    <v:f eqn="sum @3 10800 0"/>
-                    <v:f eqn="sum @4 10800 0"/>
-                    <v:f eqn="sum @0 21600 @2"/>
-                    <v:f eqn="prod @7 1 2"/>
-                  </v:formulas>
-                  <v:path textpathok="t" o:connecttype="custom" o:connectlocs="10800,@4;0,@6;10800,@5;21600,@3" o:connectangles="270,180,90,0"/>
-                  <v:textpath on="t" fitshape="t"/>
-                  <v:handles>
-                    <v:h position="bottomRight,#0" yrange="6171,21600"/>
-                  </v:handles>
-                  <o:lock v:ext="edit" text="t" shapetype="t"/>
-                </v:shapetype>
-                <v:shape id="_x0000_i1025" type="#_x0000_t154" style="width:65pt;height:31pt" fillcolor="#060">
-                  <v:fill r:id="rId5" o:title="Paper bag" type="tile"/>
-                  <v:shadow color="#868686"/>
-                  <o:extrusion v:ext="view" color="#060" on="t" rotationangle=",-18" viewpoint="-34.72222mm" viewpointorigin="-.5" skewangle="-45" brightness="4000f" lightposition="0,-50000" lightlevel="52000f" lightposition2="0,50000" lightlevel2="14000f" type="perspective" lightharsh2="t"/>
-                  <v:textpath style="font-family:&quot;Arial Black&quot;;v-text-kern:t" trim="t" fitpath="t" string="RETREAT"/>
-                </v:shape>
-              </w:pict>
-            </w:r>
-            <w:r>
-              <w:rPr>
-                <w:i/>
                 <w:noProof/>
                 <w:color w:val="00B050"/>
                 <w:lang w:eastAsia="en-GB"/>
               </w:rPr>
               <w:drawing>
-                <wp:inline distT="0" distB="0" distL="0" distR="0">
+                <wp:inline distT="0" distB="0" distL="0" distR="0" wp14:anchorId="36A7F3A7" wp14:editId="643B1380">
                   <wp:extent cx="576000" cy="360000"/>
                   <wp:effectExtent l="95250" t="95250" r="90750" b="97200"/>
                   <wp:docPr id="19" name="Picture 19"/>
@@ -177,7 +143,7 @@
                           </pic:cNvPicPr>
                         </pic:nvPicPr>
                         <pic:blipFill>
-                          <a:blip r:embed="rId6" cstate="print"/>
+                          <a:blip r:embed="rId5" cstate="print"/>
                           <a:srcRect/>
                           <a:stretch>
                             <a:fillRect/>
@@ -228,13 +194,131 @@
                 </wp:inline>
               </w:drawing>
             </w:r>
+            <w:r>
+              <w:rPr>
+                <w:i/>
+                <w:color w:val="00B050"/>
+                <w:sz w:val="36"/>
+                <w:szCs w:val="36"/>
+              </w:rPr>
+              <w:t xml:space="preserve">        </w:t>
+            </w:r>
+            <w:r>
+              <w:rPr>
+                <w:b/>
+                <w:noProof/>
+                <w:lang w:eastAsia="en-GB"/>
+              </w:rPr>
+              <w:drawing>
+                <wp:inline distT="0" distB="0" distL="0" distR="0" wp14:anchorId="4B83AC31" wp14:editId="1571C1E0">
+                  <wp:extent cx="622286" cy="360000"/>
+                  <wp:effectExtent l="19050" t="0" r="6364" b="0"/>
+                  <wp:docPr id="16" name="Picture 16"/>
+                  <wp:cNvGraphicFramePr>
+                    <a:graphicFrameLocks xmlns:a="http://schemas.openxmlformats.org/drawingml/2006/main" noChangeAspect="1"/>
+                  </wp:cNvGraphicFramePr>
+                  <a:graphic xmlns:a="http://schemas.openxmlformats.org/drawingml/2006/main">
+                    <a:graphicData uri="http://schemas.openxmlformats.org/drawingml/2006/picture">
+                      <pic:pic xmlns:pic="http://schemas.openxmlformats.org/drawingml/2006/picture">
+                        <pic:nvPicPr>
+                          <pic:cNvPr id="0" name="Picture 16"/>
+                          <pic:cNvPicPr>
+                            <a:picLocks noChangeAspect="1" noChangeArrowheads="1"/>
+                          </pic:cNvPicPr>
+                        </pic:nvPicPr>
+                        <pic:blipFill>
+                          <a:blip r:embed="rId6" cstate="print"/>
+                          <a:srcRect/>
+                          <a:stretch>
+                            <a:fillRect/>
+                          </a:stretch>
+                        </pic:blipFill>
+                        <pic:spPr bwMode="auto">
+                          <a:xfrm>
+                            <a:off x="0" y="0"/>
+                            <a:ext cx="622286" cy="360000"/>
+                          </a:xfrm>
+                          <a:prstGeom prst="rect">
+                            <a:avLst/>
+                          </a:prstGeom>
+                          <a:noFill/>
+                          <a:ln w="9525">
+                            <a:noFill/>
+                            <a:miter lim="800000"/>
+                            <a:headEnd/>
+                            <a:tailEnd/>
+                          </a:ln>
+                        </pic:spPr>
+                      </pic:pic>
+                    </a:graphicData>
+                  </a:graphic>
+                </wp:inline>
+              </w:drawing>
+            </w:r>
+            <w:r>
+              <w:rPr>
+                <w:b/>
+              </w:rPr>
+              <w:t xml:space="preserve"> </w:t>
+            </w:r>
+            <w:r>
+              <w:rPr>
+                <w:i/>
+                <w:noProof/>
+                <w:lang w:eastAsia="en-GB"/>
+              </w:rPr>
+              <w:drawing>
+                <wp:inline distT="0" distB="0" distL="0" distR="0" wp14:anchorId="48275B55" wp14:editId="28E7A51F">
+                  <wp:extent cx="576263" cy="360000"/>
+                  <wp:effectExtent l="19050" t="0" r="0" b="0"/>
+                  <wp:docPr id="2" name="Picture 22"/>
+                  <wp:cNvGraphicFramePr>
+                    <a:graphicFrameLocks xmlns:a="http://schemas.openxmlformats.org/drawingml/2006/main"/>
+                  </wp:cNvGraphicFramePr>
+                  <a:graphic xmlns:a="http://schemas.openxmlformats.org/drawingml/2006/main">
+                    <a:graphicData uri="http://schemas.openxmlformats.org/drawingml/2006/picture">
+                      <pic:pic xmlns:pic="http://schemas.openxmlformats.org/drawingml/2006/picture">
+                        <pic:nvPicPr>
+                          <pic:cNvPr id="0" name="Picture 22"/>
+                          <pic:cNvPicPr>
+                            <a:picLocks noChangeAspect="1" noChangeArrowheads="1"/>
+                          </pic:cNvPicPr>
+                        </pic:nvPicPr>
+                        <pic:blipFill>
+                          <a:blip r:embed="rId7" cstate="print"/>
+                          <a:srcRect/>
+                          <a:stretch>
+                            <a:fillRect/>
+                          </a:stretch>
+                        </pic:blipFill>
+                        <pic:spPr bwMode="auto">
+                          <a:xfrm>
+                            <a:off x="0" y="0"/>
+                            <a:ext cx="576263" cy="360000"/>
+                          </a:xfrm>
+                          <a:prstGeom prst="rect">
+                            <a:avLst/>
+                          </a:prstGeom>
+                          <a:noFill/>
+                          <a:ln w="9525">
+                            <a:noFill/>
+                            <a:miter lim="800000"/>
+                            <a:headEnd/>
+                            <a:tailEnd/>
+                          </a:ln>
+                        </pic:spPr>
+                      </pic:pic>
+                    </a:graphicData>
+                  </a:graphic>
+                </wp:inline>
+              </w:drawing>
+            </w:r>
           </w:p>
           <w:p>
             <w:pPr>
-              <w:jc w:val="center"/>
-              <w:rPr>
-                <w:b/>
-                <w:i/>
+              <w:rPr>
+                <w:i/>
+                <w:color w:val="00B050"/>
               </w:rPr>
             </w:pPr>
             <w:r>
@@ -242,7 +326,7 @@
                 <w:b/>
                 <w:i/>
               </w:rPr>
-              <w:t xml:space="preserve">                               US 3</w:t>
+              <w:t xml:space="preserve">       RETREAT  3</w:t>
             </w:r>
             <w:r>
               <w:rPr>
@@ -257,26 +341,82 @@
                 <w:b/>
                 <w:i/>
               </w:rPr>
+              <w:t xml:space="preserve"> US*         </w:t>
+            </w:r>
+            <w:r>
+              <w:rPr>
+                <w:b/>
+                <w:i/>
+              </w:rPr>
+              <w:t>2</w:t>
+            </w:r>
+            <w:r>
+              <w:rPr>
+                <w:b/>
+                <w:i/>
+                <w:vertAlign w:val="superscript"/>
+              </w:rPr>
+              <w:t>nd</w:t>
+            </w:r>
+            <w:r>
+              <w:rPr>
+                <w:b/>
+                <w:i/>
+              </w:rPr>
+              <w:t xml:space="preserve"> BRIT  </w:t>
+            </w:r>
+            <w:r>
+              <w:rPr>
+                <w:b/>
+                <w:i/>
+              </w:rPr>
               <w:t xml:space="preserve"> </w:t>
             </w:r>
-          </w:p>
-          <w:p>
-            <w:pPr>
-              <w:jc w:val="center"/>
-              <w:rPr>
-                <w:b/>
-                <w:i/>
-              </w:rPr>
-            </w:pPr>
-          </w:p>
-          <w:p>
-            <w:pPr>
-              <w:pStyle w:val="ListParagraph"/>
-              <w:rPr>
-                <w:b/>
-                <w:i/>
-              </w:rPr>
-            </w:pPr>
+            <w:r>
+              <w:rPr>
+                <w:b/>
+                <w:i/>
+              </w:rPr>
+              <w:t xml:space="preserve">    </w:t>
+            </w:r>
+            <w:r>
+              <w:rPr>
+                <w:b/>
+                <w:i/>
+              </w:rPr>
+              <w:t>1</w:t>
+            </w:r>
+            <w:r>
+              <w:rPr>
+                <w:b/>
+                <w:i/>
+                <w:vertAlign w:val="superscript"/>
+              </w:rPr>
+              <w:t>ST</w:t>
+            </w:r>
+            <w:r>
+              <w:rPr>
+                <w:b/>
+                <w:i/>
+              </w:rPr>
+              <w:t xml:space="preserve"> </w:t>
+            </w:r>
+            <w:r>
+              <w:rPr>
+                <w:b/>
+                <w:i/>
+              </w:rPr>
+              <w:t>CAN</w:t>
+            </w:r>
+            <w:r>
+              <w:rPr>
+                <w:i/>
+                <w:color w:val="00B050"/>
+                <w:sz w:val="36"/>
+                <w:szCs w:val="36"/>
+              </w:rPr>
+              <w:t xml:space="preserve">      </w:t>
+            </w:r>
             <w:r>
               <w:rPr>
                 <w:b/>
@@ -569,16 +709,29 @@
               <w:t xml:space="preserve"> </w:t>
             </w:r>
             <w:r>
-              <w:t>1 Action</w:t>
+              <w:t>2</w:t>
+            </w:r>
+            <w:r>
+              <w:t xml:space="preserve"> Action</w:t>
+            </w:r>
+            <w:r>
+              <w:t>s</w:t>
             </w:r>
           </w:p>
           <w:p>
-            <w:r>
+            <w:pPr>
               <w:rPr>
                 <w:rFonts w:cstheme="minorHAnsi"/>
                 <w:i/>
                 <w:color w:val="C0504D" w:themeColor="accent2"/>
               </w:rPr>
+            </w:pPr>
+            <w:r>
+              <w:rPr>
+                <w:rFonts w:cstheme="minorHAnsi"/>
+                <w:i/>
+                <w:color w:val="C0504D" w:themeColor="accent2"/>
+              </w:rPr>
               <w:t>-</w:t>
             </w:r>
             <w:r>
@@ -595,7 +748,7 @@
                 <w:i/>
                 <w:color w:val="C0504D" w:themeColor="accent2"/>
               </w:rPr>
-              <w:t xml:space="preserve"> DRM </w:t>
+              <w:t xml:space="preserve"> D</w:t>
             </w:r>
             <w:r>
               <w:rPr>
@@ -603,7 +756,7 @@
                 <w:i/>
                 <w:color w:val="C0504D" w:themeColor="accent2"/>
               </w:rPr>
-              <w:t>3</w:t>
+              <w:t>efense Value 2</w:t>
             </w:r>
             <w:r>
               <w:rPr>
@@ -612,7 +765,7 @@
                 <w:color w:val="C0504D" w:themeColor="accent2"/>
                 <w:vertAlign w:val="superscript"/>
               </w:rPr>
-              <w:t>rd</w:t>
+              <w:t>nd</w:t>
             </w:r>
             <w:r>
               <w:rPr>
@@ -620,9 +773,52 @@
                 <w:i/>
                 <w:color w:val="C0504D" w:themeColor="accent2"/>
               </w:rPr>
-              <w:t xml:space="preserve"> US</w:t>
+              <w:t xml:space="preserve"> BRIT</w:t>
             </w:r>
           </w:p>
+          <w:p>
+            <w:pPr>
+              <w:rPr>
+                <w:rFonts w:cstheme="minorHAnsi"/>
+                <w:i/>
+                <w:color w:val="C0504D" w:themeColor="accent2"/>
+              </w:rPr>
+            </w:pPr>
+            <w:r>
+              <w:rPr>
+                <w:rFonts w:cstheme="minorHAnsi"/>
+                <w:i/>
+                <w:color w:val="C0504D" w:themeColor="accent2"/>
+              </w:rPr>
+              <w:t xml:space="preserve">-2 Defense Value </w:t>
+            </w:r>
+            <w:r>
+              <w:rPr>
+                <w:rFonts w:cstheme="minorHAnsi"/>
+                <w:i/>
+                <w:color w:val="C0504D" w:themeColor="accent2"/>
+              </w:rPr>
+              <w:t>1</w:t>
+            </w:r>
+            <w:r>
+              <w:rPr>
+                <w:rFonts w:cstheme="minorHAnsi"/>
+                <w:i/>
+                <w:color w:val="C0504D" w:themeColor="accent2"/>
+                <w:vertAlign w:val="superscript"/>
+              </w:rPr>
+              <w:t>st</w:t>
+            </w:r>
+            <w:r>
+              <w:rPr>
+                <w:rFonts w:cstheme="minorHAnsi"/>
+                <w:i/>
+                <w:color w:val="C0504D" w:themeColor="accent2"/>
+              </w:rPr>
+              <w:t xml:space="preserve"> CAN</w:t>
+            </w:r>
+          </w:p>
+          <w:p/>
           <w:p>
             <w:pPr>
               <w:rPr>
@@ -694,7 +890,7 @@
               </w:rPr>
               <w:t xml:space="preserve">However, contrary to contemporary reports  the Americans did not capture Argentan until 20 August, the day after the link up at Chambois". The American unit that closed the gap between Argentan and Chambois, the </w:t>
             </w:r>
-            <w:hyperlink r:id="rId7" w:tooltip="90th Sustainment Brigade (United States)" w:history="1">
+            <w:hyperlink r:id="rId8" w:tooltip="90th Sustainment Brigade (United States)" w:history="1">
               <w:r>
                 <w:rPr>
                   <w:rStyle w:val="Hyperlink"/>
@@ -714,7 +910,7 @@
               </w:rPr>
               <w:t xml:space="preserve"> was one of the least effective of any Allied army in Normandy. It is likely the real reason Bradley halted Patton was not fears over accidental clashes with the British but an appreciation that with powerful German formations still effective at that stage of the battle, the Americans lacked the means to defend an early blocking position and would have suffered an "embarrassing and gratuitous setback" at the hands of the retreating </w:t>
             </w:r>
-            <w:hyperlink r:id="rId8" w:history="1">
+            <w:hyperlink r:id="rId9" w:history="1">
               <w:r>
                 <w:rPr>
                   <w:rStyle w:val="Hyperlink"/>
@@ -770,8 +966,8 @@
 </file>
 
 <file path=word/numbering.xml><?xml version="1.0" encoding="utf-8"?>
-<w:numbering xmlns:ve="http://schemas.openxmlformats.org/markup-compatibility/2006" xmlns:o="urn:schemas-microsoft-com:office:office" xmlns:r="http://schemas.openxmlformats.org/officeDocument/2006/relationships" xmlns:m="http://schemas.openxmlformats.org/officeDocument/2006/math" xmlns:v="urn:schemas-microsoft-com:vml" xmlns:wp="http://schemas.openxmlformats.org/drawingml/2006/wordprocessingDrawing" xmlns:w10="urn:schemas-microsoft-com:office:word" xmlns:w="http://schemas.openxmlformats.org/wordprocessingml/2006/main" xmlns:wne="http://schemas.microsoft.com/office/word/2006/wordml">
-  <w:abstractNum w:abstractNumId="0">
+<w:numbering xmlns:wpc="http://schemas.microsoft.com/office/word/2010/wordprocessingCanvas" xmlns:cx="http://schemas.microsoft.com/office/drawing/2014/chartex" xmlns:cx1="http://schemas.microsoft.com/office/drawing/2015/9/8/chartex" xmlns:cx2="http://schemas.microsoft.com/office/drawing/2015/10/21/chartex" xmlns:cx3="http://schemas.microsoft.com/office/drawing/2016/5/9/chartex" xmlns:cx4="http://schemas.microsoft.com/office/drawing/2016/5/10/chartex" xmlns:cx5="http://schemas.microsoft.com/office/drawing/2016/5/11/chartex" xmlns:cx6="http://schemas.microsoft.com/office/drawing/2016/5/12/chartex" xmlns:cx7="http://schemas.microsoft.com/office/drawing/2016/5/13/chartex" xmlns:cx8="http://schemas.microsoft.com/office/drawing/2016/5/14/chartex" xmlns:mc="http://schemas.openxmlformats.org/markup-compatibility/2006" xmlns:aink="http://schemas.microsoft.com/office/drawing/2016/ink" xmlns:am3d="http://schemas.microsoft.com/office/drawing/2017/model3d" xmlns:o="urn:schemas-microsoft-com:office:office" xmlns:oel="http://schemas.microsoft.com/office/2019/extlst" xmlns:r="http://schemas.openxmlformats.org/officeDocument/2006/relationships" xmlns:m="http://schemas.openxmlformats.org/officeDocument/2006/math" xmlns:v="urn:schemas-microsoft-com:vml" xmlns:wp14="http://schemas.microsoft.com/office/word/2010/wordprocessingDrawing" xmlns:wp="http://schemas.openxmlformats.org/drawingml/2006/wordprocessingDrawing" xmlns:w10="urn:schemas-microsoft-com:office:word" xmlns:w="http://schemas.openxmlformats.org/wordprocessingml/2006/main" xmlns:w14="http://schemas.microsoft.com/office/word/2010/wordml" xmlns:w15="http://schemas.microsoft.com/office/word/2012/wordml" xmlns:w16cex="http://schemas.microsoft.com/office/word/2018/wordml/cex" xmlns:w16cid="http://schemas.microsoft.com/office/word/2016/wordml/cid" xmlns:w16="http://schemas.microsoft.com/office/word/2018/wordml" xmlns:w16du="http://schemas.microsoft.com/office/word/2023/wordml/word16du" xmlns:w16sdtdh="http://schemas.microsoft.com/office/word/2020/wordml/sdtdatahash" xmlns:w16sdtfl="http://schemas.microsoft.com/office/word/2024/wordml/sdtformatlock" xmlns:w16se="http://schemas.microsoft.com/office/word/2015/wordml/symex" xmlns:wpg="http://schemas.microsoft.com/office/word/2010/wordprocessingGroup" xmlns:wpi="http://schemas.microsoft.com/office/word/2010/wordprocessingInk" xmlns:wne="http://schemas.microsoft.com/office/word/2006/wordml" xmlns:wps="http://schemas.microsoft.com/office/word/2010/wordprocessingShape" mc:Ignorable="w14 w15 w16se w16cid w16 w16cex w16sdtdh w16sdtfl w16du wp14">
+  <w:abstractNum w:abstractNumId="0" w15:restartNumberingAfterBreak="0">
     <w:nsid w:val="09717396"/>
     <w:multiLevelType w:val="hybridMultilevel"/>
     <w:tmpl w:val="965CE1A0"/>
@@ -884,14 +1080,14 @@
       </w:rPr>
     </w:lvl>
   </w:abstractNum>
-  <w:num w:numId="1">
+  <w:num w:numId="1" w16cid:durableId="1357120424">
     <w:abstractNumId w:val="0"/>
   </w:num>
 </w:numbering>
 </file>
 
 <file path=word/styles.xml><?xml version="1.0" encoding="utf-8"?>
-<w:styles xmlns:r="http://schemas.openxmlformats.org/officeDocument/2006/relationships" xmlns:w="http://schemas.openxmlformats.org/wordprocessingml/2006/main">
+<w:styles xmlns:mc="http://schemas.openxmlformats.org/markup-compatibility/2006" xmlns:r="http://schemas.openxmlformats.org/officeDocument/2006/relationships" xmlns:w="http://schemas.openxmlformats.org/wordprocessingml/2006/main" xmlns:w14="http://schemas.microsoft.com/office/word/2010/wordml" xmlns:w15="http://schemas.microsoft.com/office/word/2012/wordml" xmlns:w16cex="http://schemas.microsoft.com/office/word/2018/wordml/cex" xmlns:w16cid="http://schemas.microsoft.com/office/word/2016/wordml/cid" xmlns:w16="http://schemas.microsoft.com/office/word/2018/wordml" xmlns:w16du="http://schemas.microsoft.com/office/word/2023/wordml/word16du" xmlns:w16sdtdh="http://schemas.microsoft.com/office/word/2020/wordml/sdtdatahash" xmlns:w16sdtfl="http://schemas.microsoft.com/office/word/2024/wordml/sdtformatlock" xmlns:w16se="http://schemas.microsoft.com/office/word/2015/wordml/symex" mc:Ignorable="w14 w15 w16se w16cid w16 w16cex w16sdtdh w16sdtfl w16du">
   <w:docDefaults>
     <w:rPrDefault>
       <w:rPr>
@@ -907,144 +1103,383 @@
       </w:pPr>
     </w:pPrDefault>
   </w:docDefaults>
-  <w:latentStyles w:defLockedState="0" w:defUIPriority="99" w:defSemiHidden="1" w:defUnhideWhenUsed="1" w:defQFormat="0" w:count="267">
-    <w:lsdException w:name="Normal" w:semiHidden="0" w:uiPriority="0" w:unhideWhenUsed="0" w:qFormat="1"/>
-    <w:lsdException w:name="heading 1" w:semiHidden="0" w:uiPriority="9" w:unhideWhenUsed="0" w:qFormat="1"/>
-    <w:lsdException w:name="heading 2" w:uiPriority="9" w:qFormat="1"/>
-    <w:lsdException w:name="heading 3" w:uiPriority="9" w:qFormat="1"/>
-    <w:lsdException w:name="heading 4" w:uiPriority="9" w:qFormat="1"/>
-    <w:lsdException w:name="heading 5" w:uiPriority="9" w:qFormat="1"/>
-    <w:lsdException w:name="heading 6" w:uiPriority="9" w:qFormat="1"/>
-    <w:lsdException w:name="heading 7" w:uiPriority="9" w:qFormat="1"/>
-    <w:lsdException w:name="heading 8" w:uiPriority="9" w:qFormat="1"/>
-    <w:lsdException w:name="heading 9" w:uiPriority="9" w:qFormat="1"/>
-    <w:lsdException w:name="toc 1" w:uiPriority="39"/>
-    <w:lsdException w:name="toc 2" w:uiPriority="39"/>
-    <w:lsdException w:name="toc 3" w:uiPriority="39"/>
-    <w:lsdException w:name="toc 4" w:uiPriority="39"/>
-    <w:lsdException w:name="toc 5" w:uiPriority="39"/>
-    <w:lsdException w:name="toc 6" w:uiPriority="39"/>
-    <w:lsdException w:name="toc 7" w:uiPriority="39"/>
-    <w:lsdException w:name="toc 8" w:uiPriority="39"/>
-    <w:lsdException w:name="toc 9" w:uiPriority="39"/>
-    <w:lsdException w:name="caption" w:uiPriority="35" w:qFormat="1"/>
-    <w:lsdException w:name="Title" w:semiHidden="0" w:uiPriority="10" w:unhideWhenUsed="0" w:qFormat="1"/>
-    <w:lsdException w:name="Default Paragraph Font" w:uiPriority="1"/>
-    <w:lsdException w:name="Subtitle" w:semiHidden="0" w:uiPriority="11" w:unhideWhenUsed="0" w:qFormat="1"/>
-    <w:lsdException w:name="Strong" w:semiHidden="0" w:uiPriority="22" w:unhideWhenUsed="0" w:qFormat="1"/>
-    <w:lsdException w:name="Emphasis" w:semiHidden="0" w:uiPriority="20" w:unhideWhenUsed="0" w:qFormat="1"/>
-    <w:lsdException w:name="Table Grid" w:semiHidden="0" w:uiPriority="59" w:unhideWhenUsed="0"/>
-    <w:lsdException w:name="Placeholder Text" w:unhideWhenUsed="0"/>
-    <w:lsdException w:name="No Spacing" w:semiHidden="0" w:uiPriority="1" w:unhideWhenUsed="0" w:qFormat="1"/>
-    <w:lsdException w:name="Light Shading" w:semiHidden="0" w:uiPriority="60" w:unhideWhenUsed="0"/>
-    <w:lsdException w:name="Light List" w:semiHidden="0" w:uiPriority="61" w:unhideWhenUsed="0"/>
-    <w:lsdException w:name="Light Grid" w:semiHidden="0" w:uiPriority="62" w:unhideWhenUsed="0"/>
-    <w:lsdException w:name="Medium Shading 1" w:semiHidden="0" w:uiPriority="63" w:unhideWhenUsed="0"/>
-    <w:lsdException w:name="Medium Shading 2" w:semiHidden="0" w:uiPriority="64" w:unhideWhenUsed="0"/>
-    <w:lsdException w:name="Medium List 1" w:semiHidden="0" w:uiPriority="65" w:unhideWhenUsed="0"/>
-    <w:lsdException w:name="Medium List 2" w:semiHidden="0" w:uiPriority="66" w:unhideWhenUsed="0"/>
-    <w:lsdException w:name="Medium Grid 1" w:semiHidden="0" w:uiPriority="67" w:unhideWhenUsed="0"/>
-    <w:lsdException w:name="Medium Grid 2" w:semiHidden="0" w:uiPriority="68" w:unhideWhenUsed="0"/>
-    <w:lsdException w:name="Medium Grid 3" w:semiHidden="0" w:uiPriority="69" w:unhideWhenUsed="0"/>
-    <w:lsdException w:name="Dark List" w:semiHidden="0" w:uiPriority="70" w:unhideWhenUsed="0"/>
-    <w:lsdException w:name="Colorful Shading" w:semiHidden="0" w:uiPriority="71" w:unhideWhenUsed="0"/>
-    <w:lsdException w:name="Colorful List" w:semiHidden="0" w:uiPriority="72" w:unhideWhenUsed="0"/>
-    <w:lsdException w:name="Colorful Grid" w:semiHidden="0" w:uiPriority="73" w:unhideWhenUsed="0"/>
-    <w:lsdException w:name="Light Shading Accent 1" w:semiHidden="0" w:uiPriority="60" w:unhideWhenUsed="0"/>
-    <w:lsdException w:name="Light List Accent 1" w:semiHidden="0" w:uiPriority="61" w:unhideWhenUsed="0"/>
-    <w:lsdException w:name="Light Grid Accent 1" w:semiHidden="0" w:uiPriority="62" w:unhideWhenUsed="0"/>
-    <w:lsdException w:name="Medium Shading 1 Accent 1" w:semiHidden="0" w:uiPriority="63" w:unhideWhenUsed="0"/>
-    <w:lsdException w:name="Medium Shading 2 Accent 1" w:semiHidden="0" w:uiPriority="64" w:unhideWhenUsed="0"/>
-    <w:lsdException w:name="Medium List 1 Accent 1" w:semiHidden="0" w:uiPriority="65" w:unhideWhenUsed="0"/>
-    <w:lsdException w:name="Revision" w:unhideWhenUsed="0"/>
-    <w:lsdException w:name="List Paragraph" w:semiHidden="0" w:uiPriority="34" w:unhideWhenUsed="0" w:qFormat="1"/>
-    <w:lsdException w:name="Quote" w:semiHidden="0" w:uiPriority="29" w:unhideWhenUsed="0" w:qFormat="1"/>
-    <w:lsdException w:name="Intense Quote" w:semiHidden="0" w:uiPriority="30" w:unhideWhenUsed="0" w:qFormat="1"/>
-    <w:lsdException w:name="Medium List 2 Accent 1" w:semiHidden="0" w:uiPriority="66" w:unhideWhenUsed="0"/>
-    <w:lsdException w:name="Medium Grid 1 Accent 1" w:semiHidden="0" w:uiPriority="67" w:unhideWhenUsed="0"/>
-    <w:lsdException w:name="Medium Grid 2 Accent 1" w:semiHidden="0" w:uiPriority="68" w:unhideWhenUsed="0"/>
-    <w:lsdException w:name="Medium Grid 3 Accent 1" w:semiHidden="0" w:uiPriority="69" w:unhideWhenUsed="0"/>
-    <w:lsdException w:name="Dark List Accent 1" w:semiHidden="0" w:uiPriority="70" w:unhideWhenUsed="0"/>
-    <w:lsdException w:name="Colorful Shading Accent 1" w:semiHidden="0" w:uiPriority="71" w:unhideWhenUsed="0"/>
-    <w:lsdException w:name="Colorful List Accent 1" w:semiHidden="0" w:uiPriority="72" w:unhideWhenUsed="0"/>
-    <w:lsdException w:name="Colorful Grid Accent 1" w:semiHidden="0" w:uiPriority="73" w:unhideWhenUsed="0"/>
-    <w:lsdException w:name="Light Shading Accent 2" w:semiHidden="0" w:uiPriority="60" w:unhideWhenUsed="0"/>
-    <w:lsdException w:name="Light List Accent 2" w:semiHidden="0" w:uiPriority="61" w:unhideWhenUsed="0"/>
-    <w:lsdException w:name="Light Grid Accent 2" w:semiHidden="0" w:uiPriority="62" w:unhideWhenUsed="0"/>
-    <w:lsdException w:name="Medium Shading 1 Accent 2" w:semiHidden="0" w:uiPriority="63" w:unhideWhenUsed="0"/>
-    <w:lsdException w:name="Medium Shading 2 Accent 2" w:semiHidden="0" w:uiPriority="64" w:unhideWhenUsed="0"/>
-    <w:lsdException w:name="Medium List 1 Accent 2" w:semiHidden="0" w:uiPriority="65" w:unhideWhenUsed="0"/>
-    <w:lsdException w:name="Medium List 2 Accent 2" w:semiHidden="0" w:uiPriority="66" w:unhideWhenUsed="0"/>
-    <w:lsdException w:name="Medium Grid 1 Accent 2" w:semiHidden="0" w:uiPriority="67" w:unhideWhenUsed="0"/>
-    <w:lsdException w:name="Medium Grid 2 Accent 2" w:semiHidden="0" w:uiPriority="68" w:unhideWhenUsed="0"/>
-    <w:lsdException w:name="Medium Grid 3 Accent 2" w:semiHidden="0" w:uiPriority="69" w:unhideWhenUsed="0"/>
-    <w:lsdException w:name="Dark List Accent 2" w:semiHidden="0" w:uiPriority="70" w:unhideWhenUsed="0"/>
-    <w:lsdException w:name="Colorful Shading Accent 2" w:semiHidden="0" w:uiPriority="71" w:unhideWhenUsed="0"/>
-    <w:lsdException w:name="Colorful List Accent 2" w:semiHidden="0" w:uiPriority="72" w:unhideWhenUsed="0"/>
-    <w:lsdException w:name="Colorful Grid Accent 2" w:semiHidden="0" w:uiPriority="73" w:unhideWhenUsed="0"/>
-    <w:lsdException w:name="Light Shading Accent 3" w:semiHidden="0" w:uiPriority="60" w:unhideWhenUsed="0"/>
-    <w:lsdException w:name="Light List Accent 3" w:semiHidden="0" w:uiPriority="61" w:unhideWhenUsed="0"/>
-    <w:lsdException w:name="Light Grid Accent 3" w:semiHidden="0" w:uiPriority="62" w:unhideWhenUsed="0"/>
-    <w:lsdException w:name="Medium Shading 1 Accent 3" w:semiHidden="0" w:uiPriority="63" w:unhideWhenUsed="0"/>
-    <w:lsdException w:name="Medium Shading 2 Accent 3" w:semiHidden="0" w:uiPriority="64" w:unhideWhenUsed="0"/>
-    <w:lsdException w:name="Medium List 1 Accent 3" w:semiHidden="0" w:uiPriority="65" w:unhideWhenUsed="0"/>
-    <w:lsdException w:name="Medium List 2 Accent 3" w:semiHidden="0" w:uiPriority="66" w:unhideWhenUsed="0"/>
-    <w:lsdException w:name="Medium Grid 1 Accent 3" w:semiHidden="0" w:uiPriority="67" w:unhideWhenUsed="0"/>
-    <w:lsdException w:name="Medium Grid 2 Accent 3" w:semiHidden="0" w:uiPriority="68" w:unhideWhenUsed="0"/>
-    <w:lsdException w:name="Medium Grid 3 Accent 3" w:semiHidden="0" w:uiPriority="69" w:unhideWhenUsed="0"/>
-    <w:lsdException w:name="Dark List Accent 3" w:semiHidden="0" w:uiPriority="70" w:unhideWhenUsed="0"/>
-    <w:lsdException w:name="Colorful Shading Accent 3" w:semiHidden="0" w:uiPriority="71" w:unhideWhenUsed="0"/>
-    <w:lsdException w:name="Colorful List Accent 3" w:semiHidden="0" w:uiPriority="72" w:unhideWhenUsed="0"/>
-    <w:lsdException w:name="Colorful Grid Accent 3" w:semiHidden="0" w:uiPriority="73" w:unhideWhenUsed="0"/>
-    <w:lsdException w:name="Light Shading Accent 4" w:semiHidden="0" w:uiPriority="60" w:unhideWhenUsed="0"/>
-    <w:lsdException w:name="Light List Accent 4" w:semiHidden="0" w:uiPriority="61" w:unhideWhenUsed="0"/>
-    <w:lsdException w:name="Light Grid Accent 4" w:semiHidden="0" w:uiPriority="62" w:unhideWhenUsed="0"/>
-    <w:lsdException w:name="Medium Shading 1 Accent 4" w:semiHidden="0" w:uiPriority="63" w:unhideWhenUsed="0"/>
-    <w:lsdException w:name="Medium Shading 2 Accent 4" w:semiHidden="0" w:uiPriority="64" w:unhideWhenUsed="0"/>
-    <w:lsdException w:name="Medium List 1 Accent 4" w:semiHidden="0" w:uiPriority="65" w:unhideWhenUsed="0"/>
-    <w:lsdException w:name="Medium List 2 Accent 4" w:semiHidden="0" w:uiPriority="66" w:unhideWhenUsed="0"/>
-    <w:lsdException w:name="Medium Grid 1 Accent 4" w:semiHidden="0" w:uiPriority="67" w:unhideWhenUsed="0"/>
-    <w:lsdException w:name="Medium Grid 2 Accent 4" w:semiHidden="0" w:uiPriority="68" w:unhideWhenUsed="0"/>
-    <w:lsdException w:name="Medium Grid 3 Accent 4" w:semiHidden="0" w:uiPriority="69" w:unhideWhenUsed="0"/>
-    <w:lsdException w:name="Dark List Accent 4" w:semiHidden="0" w:uiPriority="70" w:unhideWhenUsed="0"/>
-    <w:lsdException w:name="Colorful Shading Accent 4" w:semiHidden="0" w:uiPriority="71" w:unhideWhenUsed="0"/>
-    <w:lsdException w:name="Colorful List Accent 4" w:semiHidden="0" w:uiPriority="72" w:unhideWhenUsed="0"/>
-    <w:lsdException w:name="Colorful Grid Accent 4" w:semiHidden="0" w:uiPriority="73" w:unhideWhenUsed="0"/>
-    <w:lsdException w:name="Light Shading Accent 5" w:semiHidden="0" w:uiPriority="60" w:unhideWhenUsed="0"/>
-    <w:lsdException w:name="Light List Accent 5" w:semiHidden="0" w:uiPriority="61" w:unhideWhenUsed="0"/>
-    <w:lsdException w:name="Light Grid Accent 5" w:semiHidden="0" w:uiPriority="62" w:unhideWhenUsed="0"/>
-    <w:lsdException w:name="Medium Shading 1 Accent 5" w:semiHidden="0" w:uiPriority="63" w:unhideWhenUsed="0"/>
-    <w:lsdException w:name="Medium Shading 2 Accent 5" w:semiHidden="0" w:uiPriority="64" w:unhideWhenUsed="0"/>
-    <w:lsdException w:name="Medium List 1 Accent 5" w:semiHidden="0" w:uiPriority="65" w:unhideWhenUsed="0"/>
-    <w:lsdException w:name="Medium List 2 Accent 5" w:semiHidden="0" w:uiPriority="66" w:unhideWhenUsed="0"/>
-    <w:lsdException w:name="Medium Grid 1 Accent 5" w:semiHidden="0" w:uiPriority="67" w:unhideWhenUsed="0"/>
-    <w:lsdException w:name="Medium Grid 2 Accent 5" w:semiHidden="0" w:uiPriority="68" w:unhideWhenUsed="0"/>
-    <w:lsdException w:name="Medium Grid 3 Accent 5" w:semiHidden="0" w:uiPriority="69" w:unhideWhenUsed="0"/>
-    <w:lsdException w:name="Dark List Accent 5" w:semiHidden="0" w:uiPriority="70" w:unhideWhenUsed="0"/>
-    <w:lsdException w:name="Colorful Shading Accent 5" w:semiHidden="0" w:uiPriority="71" w:unhideWhenUsed="0"/>
-    <w:lsdException w:name="Colorful List Accent 5" w:semiHidden="0" w:uiPriority="72" w:unhideWhenUsed="0"/>
-    <w:lsdException w:name="Colorful Grid Accent 5" w:semiHidden="0" w:uiPriority="73" w:unhideWhenUsed="0"/>
-    <w:lsdException w:name="Light Shading Accent 6" w:semiHidden="0" w:uiPriority="60" w:unhideWhenUsed="0"/>
-    <w:lsdException w:name="Light List Accent 6" w:semiHidden="0" w:uiPriority="61" w:unhideWhenUsed="0"/>
-    <w:lsdException w:name="Light Grid Accent 6" w:semiHidden="0" w:uiPriority="62" w:unhideWhenUsed="0"/>
-    <w:lsdException w:name="Medium Shading 1 Accent 6" w:semiHidden="0" w:uiPriority="63" w:unhideWhenUsed="0"/>
-    <w:lsdException w:name="Medium Shading 2 Accent 6" w:semiHidden="0" w:uiPriority="64" w:unhideWhenUsed="0"/>
-    <w:lsdException w:name="Medium List 1 Accent 6" w:semiHidden="0" w:uiPriority="65" w:unhideWhenUsed="0"/>
-    <w:lsdException w:name="Medium List 2 Accent 6" w:semiHidden="0" w:uiPriority="66" w:unhideWhenUsed="0"/>
-    <w:lsdException w:name="Medium Grid 1 Accent 6" w:semiHidden="0" w:uiPriority="67" w:unhideWhenUsed="0"/>
-    <w:lsdException w:name="Medium Grid 2 Accent 6" w:semiHidden="0" w:uiPriority="68" w:unhideWhenUsed="0"/>
-    <w:lsdException w:name="Medium Grid 3 Accent 6" w:semiHidden="0" w:uiPriority="69" w:unhideWhenUsed="0"/>
-    <w:lsdException w:name="Dark List Accent 6" w:semiHidden="0" w:uiPriority="70" w:unhideWhenUsed="0"/>
-    <w:lsdException w:name="Colorful Shading Accent 6" w:semiHidden="0" w:uiPriority="71" w:unhideWhenUsed="0"/>
-    <w:lsdException w:name="Colorful List Accent 6" w:semiHidden="0" w:uiPriority="72" w:unhideWhenUsed="0"/>
-    <w:lsdException w:name="Colorful Grid Accent 6" w:semiHidden="0" w:uiPriority="73" w:unhideWhenUsed="0"/>
-    <w:lsdException w:name="Subtle Emphasis" w:semiHidden="0" w:uiPriority="19" w:unhideWhenUsed="0" w:qFormat="1"/>
-    <w:lsdException w:name="Intense Emphasis" w:semiHidden="0" w:uiPriority="21" w:unhideWhenUsed="0" w:qFormat="1"/>
-    <w:lsdException w:name="Subtle Reference" w:semiHidden="0" w:uiPriority="31" w:unhideWhenUsed="0" w:qFormat="1"/>
-    <w:lsdException w:name="Intense Reference" w:semiHidden="0" w:uiPriority="32" w:unhideWhenUsed="0" w:qFormat="1"/>
-    <w:lsdException w:name="Book Title" w:semiHidden="0" w:uiPriority="33" w:unhideWhenUsed="0" w:qFormat="1"/>
-    <w:lsdException w:name="Bibliography" w:uiPriority="37"/>
-    <w:lsdException w:name="TOC Heading" w:uiPriority="39" w:qFormat="1"/>
+  <w:latentStyles w:defLockedState="0" w:defUIPriority="99" w:defSemiHidden="0" w:defUnhideWhenUsed="0" w:defQFormat="0" w:count="376">
+    <w:lsdException w:name="Normal" w:uiPriority="0" w:qFormat="1"/>
+    <w:lsdException w:name="heading 1" w:uiPriority="9" w:qFormat="1"/>
+    <w:lsdException w:name="heading 2" w:semiHidden="1" w:uiPriority="9" w:unhideWhenUsed="1" w:qFormat="1"/>
+    <w:lsdException w:name="heading 3" w:semiHidden="1" w:uiPriority="9" w:unhideWhenUsed="1" w:qFormat="1"/>
+    <w:lsdException w:name="heading 4" w:semiHidden="1" w:uiPriority="9" w:unhideWhenUsed="1" w:qFormat="1"/>
+    <w:lsdException w:name="heading 5" w:semiHidden="1" w:uiPriority="9" w:unhideWhenUsed="1" w:qFormat="1"/>
+    <w:lsdException w:name="heading 6" w:semiHidden="1" w:uiPriority="9" w:unhideWhenUsed="1" w:qFormat="1"/>
+    <w:lsdException w:name="heading 7" w:semiHidden="1" w:uiPriority="9" w:unhideWhenUsed="1" w:qFormat="1"/>
+    <w:lsdException w:name="heading 8" w:semiHidden="1" w:uiPriority="9" w:unhideWhenUsed="1" w:qFormat="1"/>
+    <w:lsdException w:name="heading 9" w:semiHidden="1" w:uiPriority="9" w:unhideWhenUsed="1" w:qFormat="1"/>
+    <w:lsdException w:name="index 1" w:semiHidden="1" w:unhideWhenUsed="1"/>
+    <w:lsdException w:name="index 2" w:semiHidden="1" w:unhideWhenUsed="1"/>
+    <w:lsdException w:name="index 3" w:semiHidden="1" w:unhideWhenUsed="1"/>
+    <w:lsdException w:name="index 4" w:semiHidden="1" w:unhideWhenUsed="1"/>
+    <w:lsdException w:name="index 5" w:semiHidden="1" w:unhideWhenUsed="1"/>
+    <w:lsdException w:name="index 6" w:semiHidden="1" w:unhideWhenUsed="1"/>
+    <w:lsdException w:name="index 7" w:semiHidden="1" w:unhideWhenUsed="1"/>
+    <w:lsdException w:name="index 8" w:semiHidden="1" w:unhideWhenUsed="1"/>
+    <w:lsdException w:name="index 9" w:semiHidden="1" w:unhideWhenUsed="1"/>
+    <w:lsdException w:name="toc 1" w:semiHidden="1" w:uiPriority="39" w:unhideWhenUsed="1"/>
+    <w:lsdException w:name="toc 2" w:semiHidden="1" w:uiPriority="39" w:unhideWhenUsed="1"/>
+    <w:lsdException w:name="toc 3" w:semiHidden="1" w:uiPriority="39" w:unhideWhenUsed="1"/>
+    <w:lsdException w:name="toc 4" w:semiHidden="1" w:uiPriority="39" w:unhideWhenUsed="1"/>
+    <w:lsdException w:name="toc 5" w:semiHidden="1" w:uiPriority="39" w:unhideWhenUsed="1"/>
+    <w:lsdException w:name="toc 6" w:semiHidden="1" w:uiPriority="39" w:unhideWhenUsed="1"/>
+    <w:lsdException w:name="toc 7" w:semiHidden="1" w:uiPriority="39" w:unhideWhenUsed="1"/>
+    <w:lsdException w:name="toc 8" w:semiHidden="1" w:uiPriority="39" w:unhideWhenUsed="1"/>
+    <w:lsdException w:name="toc 9" w:semiHidden="1" w:uiPriority="39" w:unhideWhenUsed="1"/>
+    <w:lsdException w:name="Normal Indent" w:semiHidden="1" w:unhideWhenUsed="1"/>
+    <w:lsdException w:name="footnote text" w:semiHidden="1" w:unhideWhenUsed="1"/>
+    <w:lsdException w:name="annotation text" w:semiHidden="1" w:unhideWhenUsed="1"/>
+    <w:lsdException w:name="header" w:semiHidden="1" w:unhideWhenUsed="1"/>
+    <w:lsdException w:name="footer" w:semiHidden="1" w:unhideWhenUsed="1"/>
+    <w:lsdException w:name="index heading" w:semiHidden="1" w:unhideWhenUsed="1"/>
+    <w:lsdException w:name="caption" w:semiHidden="1" w:uiPriority="35" w:unhideWhenUsed="1" w:qFormat="1"/>
+    <w:lsdException w:name="table of figures" w:semiHidden="1" w:unhideWhenUsed="1"/>
+    <w:lsdException w:name="envelope address" w:semiHidden="1" w:unhideWhenUsed="1"/>
+    <w:lsdException w:name="envelope return" w:semiHidden="1" w:unhideWhenUsed="1"/>
+    <w:lsdException w:name="footnote reference" w:semiHidden="1" w:unhideWhenUsed="1"/>
+    <w:lsdException w:name="annotation reference" w:semiHidden="1" w:unhideWhenUsed="1"/>
+    <w:lsdException w:name="line number" w:semiHidden="1" w:unhideWhenUsed="1"/>
+    <w:lsdException w:name="page number" w:semiHidden="1" w:unhideWhenUsed="1"/>
+    <w:lsdException w:name="endnote reference" w:semiHidden="1" w:unhideWhenUsed="1"/>
+    <w:lsdException w:name="endnote text" w:semiHidden="1" w:unhideWhenUsed="1"/>
+    <w:lsdException w:name="table of authorities" w:semiHidden="1" w:unhideWhenUsed="1"/>
+    <w:lsdException w:name="macro" w:semiHidden="1" w:unhideWhenUsed="1"/>
+    <w:lsdException w:name="toa heading" w:semiHidden="1" w:unhideWhenUsed="1"/>
+    <w:lsdException w:name="List" w:semiHidden="1" w:unhideWhenUsed="1"/>
+    <w:lsdException w:name="List Bullet" w:semiHidden="1" w:unhideWhenUsed="1"/>
+    <w:lsdException w:name="List Number" w:semiHidden="1" w:unhideWhenUsed="1"/>
+    <w:lsdException w:name="List 2" w:semiHidden="1" w:unhideWhenUsed="1"/>
+    <w:lsdException w:name="List 3" w:semiHidden="1" w:unhideWhenUsed="1"/>
+    <w:lsdException w:name="List 4" w:semiHidden="1" w:unhideWhenUsed="1"/>
+    <w:lsdException w:name="List 5" w:semiHidden="1" w:unhideWhenUsed="1"/>
+    <w:lsdException w:name="List Bullet 2" w:semiHidden="1" w:unhideWhenUsed="1"/>
+    <w:lsdException w:name="List Bullet 3" w:semiHidden="1" w:unhideWhenUsed="1"/>
+    <w:lsdException w:name="List Bullet 4" w:semiHidden="1" w:unhideWhenUsed="1"/>
+    <w:lsdException w:name="List Bullet 5" w:semiHidden="1" w:unhideWhenUsed="1"/>
+    <w:lsdException w:name="List Number 2" w:semiHidden="1" w:unhideWhenUsed="1"/>
+    <w:lsdException w:name="List Number 3" w:semiHidden="1" w:unhideWhenUsed="1"/>
+    <w:lsdException w:name="List Number 4" w:semiHidden="1" w:unhideWhenUsed="1"/>
+    <w:lsdException w:name="List Number 5" w:semiHidden="1" w:unhideWhenUsed="1"/>
+    <w:lsdException w:name="Title" w:uiPriority="10" w:qFormat="1"/>
+    <w:lsdException w:name="Closing" w:semiHidden="1" w:unhideWhenUsed="1"/>
+    <w:lsdException w:name="Signature" w:semiHidden="1" w:unhideWhenUsed="1"/>
+    <w:lsdException w:name="Default Paragraph Font" w:semiHidden="1" w:uiPriority="1" w:unhideWhenUsed="1"/>
+    <w:lsdException w:name="Body Text" w:semiHidden="1" w:unhideWhenUsed="1"/>
+    <w:lsdException w:name="Body Text Indent" w:semiHidden="1" w:unhideWhenUsed="1"/>
+    <w:lsdException w:name="List Continue" w:semiHidden="1" w:unhideWhenUsed="1"/>
+    <w:lsdException w:name="List Continue 2" w:semiHidden="1" w:unhideWhenUsed="1"/>
+    <w:lsdException w:name="List Continue 3" w:semiHidden="1" w:unhideWhenUsed="1"/>
+    <w:lsdException w:name="List Continue 4" w:semiHidden="1" w:unhideWhenUsed="1"/>
+    <w:lsdException w:name="List Continue 5" w:semiHidden="1" w:unhideWhenUsed="1"/>
+    <w:lsdException w:name="Message Header" w:semiHidden="1" w:unhideWhenUsed="1"/>
+    <w:lsdException w:name="Subtitle" w:uiPriority="11" w:qFormat="1"/>
+    <w:lsdException w:name="Salutation" w:semiHidden="1" w:unhideWhenUsed="1"/>
+    <w:lsdException w:name="Date" w:semiHidden="1" w:unhideWhenUsed="1"/>
+    <w:lsdException w:name="Body Text First Indent" w:semiHidden="1" w:unhideWhenUsed="1"/>
+    <w:lsdException w:name="Body Text First Indent 2" w:semiHidden="1" w:unhideWhenUsed="1"/>
+    <w:lsdException w:name="Note Heading" w:semiHidden="1" w:unhideWhenUsed="1"/>
+    <w:lsdException w:name="Body Text 2" w:semiHidden="1" w:unhideWhenUsed="1"/>
+    <w:lsdException w:name="Body Text 3" w:semiHidden="1" w:unhideWhenUsed="1"/>
+    <w:lsdException w:name="Body Text Indent 2" w:semiHidden="1" w:unhideWhenUsed="1"/>
+    <w:lsdException w:name="Body Text Indent 3" w:semiHidden="1" w:unhideWhenUsed="1"/>
+    <w:lsdException w:name="Block Text" w:semiHidden="1" w:unhideWhenUsed="1"/>
+    <w:lsdException w:name="Hyperlink" w:semiHidden="1" w:unhideWhenUsed="1"/>
+    <w:lsdException w:name="FollowedHyperlink" w:semiHidden="1" w:unhideWhenUsed="1"/>
+    <w:lsdException w:name="Strong" w:uiPriority="22" w:qFormat="1"/>
+    <w:lsdException w:name="Emphasis" w:uiPriority="20" w:qFormat="1"/>
+    <w:lsdException w:name="Document Map" w:semiHidden="1" w:unhideWhenUsed="1"/>
+    <w:lsdException w:name="Plain Text" w:semiHidden="1" w:unhideWhenUsed="1"/>
+    <w:lsdException w:name="E-mail Signature" w:semiHidden="1" w:unhideWhenUsed="1"/>
+    <w:lsdException w:name="HTML Top of Form" w:semiHidden="1" w:unhideWhenUsed="1"/>
+    <w:lsdException w:name="HTML Bottom of Form" w:semiHidden="1" w:unhideWhenUsed="1"/>
+    <w:lsdException w:name="Normal (Web)" w:semiHidden="1" w:unhideWhenUsed="1"/>
+    <w:lsdException w:name="HTML Acronym" w:semiHidden="1" w:unhideWhenUsed="1"/>
+    <w:lsdException w:name="HTML Address" w:semiHidden="1" w:unhideWhenUsed="1"/>
+    <w:lsdException w:name="HTML Cite" w:semiHidden="1" w:unhideWhenUsed="1"/>
+    <w:lsdException w:name="HTML Code" w:semiHidden="1" w:unhideWhenUsed="1"/>
+    <w:lsdException w:name="HTML Definition" w:semiHidden="1" w:unhideWhenUsed="1"/>
+    <w:lsdException w:name="HTML Keyboard" w:semiHidden="1" w:unhideWhenUsed="1"/>
+    <w:lsdException w:name="HTML Preformatted" w:semiHidden="1" w:unhideWhenUsed="1"/>
+    <w:lsdException w:name="HTML Sample" w:semiHidden="1" w:unhideWhenUsed="1"/>
+    <w:lsdException w:name="HTML Typewriter" w:semiHidden="1" w:unhideWhenUsed="1"/>
+    <w:lsdException w:name="HTML Variable" w:semiHidden="1" w:unhideWhenUsed="1"/>
+    <w:lsdException w:name="Normal Table" w:semiHidden="1" w:unhideWhenUsed="1"/>
+    <w:lsdException w:name="annotation subject" w:semiHidden="1" w:unhideWhenUsed="1"/>
+    <w:lsdException w:name="No List" w:semiHidden="1" w:unhideWhenUsed="1"/>
+    <w:lsdException w:name="Outline List 1" w:semiHidden="1" w:unhideWhenUsed="1"/>
+    <w:lsdException w:name="Outline List 2" w:semiHidden="1" w:unhideWhenUsed="1"/>
+    <w:lsdException w:name="Outline List 3" w:semiHidden="1" w:unhideWhenUsed="1"/>
+    <w:lsdException w:name="Table Simple 1" w:semiHidden="1" w:unhideWhenUsed="1"/>
+    <w:lsdException w:name="Table Simple 2" w:semiHidden="1" w:unhideWhenUsed="1"/>
+    <w:lsdException w:name="Table Simple 3" w:semiHidden="1" w:unhideWhenUsed="1"/>
+    <w:lsdException w:name="Table Classic 1" w:semiHidden="1" w:unhideWhenUsed="1"/>
+    <w:lsdException w:name="Table Classic 2" w:semiHidden="1" w:unhideWhenUsed="1"/>
+    <w:lsdException w:name="Table Classic 3" w:semiHidden="1" w:unhideWhenUsed="1"/>
+    <w:lsdException w:name="Table Classic 4" w:semiHidden="1" w:unhideWhenUsed="1"/>
+    <w:lsdException w:name="Table Colorful 1" w:semiHidden="1" w:unhideWhenUsed="1"/>
+    <w:lsdException w:name="Table Colorful 2" w:semiHidden="1" w:unhideWhenUsed="1"/>
+    <w:lsdException w:name="Table Colorful 3" w:semiHidden="1" w:unhideWhenUsed="1"/>
+    <w:lsdException w:name="Table Columns 1" w:semiHidden="1" w:unhideWhenUsed="1"/>
+    <w:lsdException w:name="Table Columns 2" w:semiHidden="1" w:unhideWhenUsed="1"/>
+    <w:lsdException w:name="Table Columns 3" w:semiHidden="1" w:unhideWhenUsed="1"/>
+    <w:lsdException w:name="Table Columns 4" w:semiHidden="1" w:unhideWhenUsed="1"/>
+    <w:lsdException w:name="Table Columns 5" w:semiHidden="1" w:unhideWhenUsed="1"/>
+    <w:lsdException w:name="Table Grid 1" w:semiHidden="1" w:unhideWhenUsed="1"/>
+    <w:lsdException w:name="Table Grid 2" w:semiHidden="1" w:unhideWhenUsed="1"/>
+    <w:lsdException w:name="Table Grid 3" w:semiHidden="1" w:unhideWhenUsed="1"/>
+    <w:lsdException w:name="Table Grid 4" w:semiHidden="1" w:unhideWhenUsed="1"/>
+    <w:lsdException w:name="Table Grid 5" w:semiHidden="1" w:unhideWhenUsed="1"/>
+    <w:lsdException w:name="Table Grid 6" w:semiHidden="1" w:unhideWhenUsed="1"/>
+    <w:lsdException w:name="Table Grid 7" w:semiHidden="1" w:unhideWhenUsed="1"/>
+    <w:lsdException w:name="Table Grid 8" w:semiHidden="1" w:unhideWhenUsed="1"/>
+    <w:lsdException w:name="Table List 1" w:semiHidden="1" w:unhideWhenUsed="1"/>
+    <w:lsdException w:name="Table List 2" w:semiHidden="1" w:unhideWhenUsed="1"/>
+    <w:lsdException w:name="Table List 3" w:semiHidden="1" w:unhideWhenUsed="1"/>
+    <w:lsdException w:name="Table List 4" w:semiHidden="1" w:unhideWhenUsed="1"/>
+    <w:lsdException w:name="Table List 5" w:semiHidden="1" w:unhideWhenUsed="1"/>
+    <w:lsdException w:name="Table List 6" w:semiHidden="1" w:unhideWhenUsed="1"/>
+    <w:lsdException w:name="Table List 7" w:semiHidden="1" w:unhideWhenUsed="1"/>
+    <w:lsdException w:name="Table List 8" w:semiHidden="1" w:unhideWhenUsed="1"/>
+    <w:lsdException w:name="Table 3D effects 1" w:semiHidden="1" w:unhideWhenUsed="1"/>
+    <w:lsdException w:name="Table 3D effects 2" w:semiHidden="1" w:unhideWhenUsed="1"/>
+    <w:lsdException w:name="Table 3D effects 3" w:semiHidden="1" w:unhideWhenUsed="1"/>
+    <w:lsdException w:name="Table Contemporary" w:semiHidden="1" w:unhideWhenUsed="1"/>
+    <w:lsdException w:name="Table Elegant" w:semiHidden="1" w:unhideWhenUsed="1"/>
+    <w:lsdException w:name="Table Professional" w:semiHidden="1" w:unhideWhenUsed="1"/>
+    <w:lsdException w:name="Table Subtle 1" w:semiHidden="1" w:unhideWhenUsed="1"/>
+    <w:lsdException w:name="Table Subtle 2" w:semiHidden="1" w:unhideWhenUsed="1"/>
+    <w:lsdException w:name="Table Web 1" w:semiHidden="1" w:unhideWhenUsed="1"/>
+    <w:lsdException w:name="Table Web 2" w:semiHidden="1" w:unhideWhenUsed="1"/>
+    <w:lsdException w:name="Table Web 3" w:semiHidden="1" w:unhideWhenUsed="1"/>
+    <w:lsdException w:name="Balloon Text" w:semiHidden="1" w:unhideWhenUsed="1"/>
+    <w:lsdException w:name="Table Grid" w:uiPriority="59"/>
+    <w:lsdException w:name="Table Theme" w:semiHidden="1" w:unhideWhenUsed="1"/>
+    <w:lsdException w:name="Placeholder Text" w:semiHidden="1"/>
+    <w:lsdException w:name="No Spacing" w:uiPriority="1" w:qFormat="1"/>
+    <w:lsdException w:name="Light Shading" w:uiPriority="60"/>
+    <w:lsdException w:name="Light List" w:uiPriority="61"/>
+    <w:lsdException w:name="Light Grid" w:uiPriority="62"/>
+    <w:lsdException w:name="Medium Shading 1" w:uiPriority="63"/>
+    <w:lsdException w:name="Medium Shading 2" w:uiPriority="64"/>
+    <w:lsdException w:name="Medium List 1" w:uiPriority="65"/>
+    <w:lsdException w:name="Medium List 2" w:uiPriority="66"/>
+    <w:lsdException w:name="Medium Grid 1" w:uiPriority="67"/>
+    <w:lsdException w:name="Medium Grid 2" w:uiPriority="68"/>
+    <w:lsdException w:name="Medium Grid 3" w:uiPriority="69"/>
+    <w:lsdException w:name="Dark List" w:uiPriority="70"/>
+    <w:lsdException w:name="Colorful Shading" w:uiPriority="71"/>
+    <w:lsdException w:name="Colorful List" w:uiPriority="72"/>
+    <w:lsdException w:name="Colorful Grid" w:uiPriority="73"/>
+    <w:lsdException w:name="Light Shading Accent 1" w:uiPriority="60"/>
+    <w:lsdException w:name="Light List Accent 1" w:uiPriority="61"/>
+    <w:lsdException w:name="Light Grid Accent 1" w:uiPriority="62"/>
+    <w:lsdException w:name="Medium Shading 1 Accent 1" w:uiPriority="63"/>
+    <w:lsdException w:name="Medium Shading 2 Accent 1" w:uiPriority="64"/>
+    <w:lsdException w:name="Medium List 1 Accent 1" w:uiPriority="65"/>
+    <w:lsdException w:name="Revision" w:semiHidden="1"/>
+    <w:lsdException w:name="List Paragraph" w:uiPriority="34" w:qFormat="1"/>
+    <w:lsdException w:name="Quote" w:uiPriority="29" w:qFormat="1"/>
+    <w:lsdException w:name="Intense Quote" w:uiPriority="30" w:qFormat="1"/>
+    <w:lsdException w:name="Medium List 2 Accent 1" w:uiPriority="66"/>
+    <w:lsdException w:name="Medium Grid 1 Accent 1" w:uiPriority="67"/>
+    <w:lsdException w:name="Medium Grid 2 Accent 1" w:uiPriority="68"/>
+    <w:lsdException w:name="Medium Grid 3 Accent 1" w:uiPriority="69"/>
+    <w:lsdException w:name="Dark List Accent 1" w:uiPriority="70"/>
+    <w:lsdException w:name="Colorful Shading Accent 1" w:uiPriority="71"/>
+    <w:lsdException w:name="Colorful List Accent 1" w:uiPriority="72"/>
+    <w:lsdException w:name="Colorful Grid Accent 1" w:uiPriority="73"/>
+    <w:lsdException w:name="Light Shading Accent 2" w:uiPriority="60"/>
+    <w:lsdException w:name="Light List Accent 2" w:uiPriority="61"/>
+    <w:lsdException w:name="Light Grid Accent 2" w:uiPriority="62"/>
+    <w:lsdException w:name="Medium Shading 1 Accent 2" w:uiPriority="63"/>
+    <w:lsdException w:name="Medium Shading 2 Accent 2" w:uiPriority="64"/>
+    <w:lsdException w:name="Medium List 1 Accent 2" w:uiPriority="65"/>
+    <w:lsdException w:name="Medium List 2 Accent 2" w:uiPriority="66"/>
+    <w:lsdException w:name="Medium Grid 1 Accent 2" w:uiPriority="67"/>
+    <w:lsdException w:name="Medium Grid 2 Accent 2" w:uiPriority="68"/>
+    <w:lsdException w:name="Medium Grid 3 Accent 2" w:uiPriority="69"/>
+    <w:lsdException w:name="Dark List Accent 2" w:uiPriority="70"/>
+    <w:lsdException w:name="Colorful Shading Accent 2" w:uiPriority="71"/>
+    <w:lsdException w:name="Colorful List Accent 2" w:uiPriority="72"/>
+    <w:lsdException w:name="Colorful Grid Accent 2" w:uiPriority="73"/>
+    <w:lsdException w:name="Light Shading Accent 3" w:uiPriority="60"/>
+    <w:lsdException w:name="Light List Accent 3" w:uiPriority="61"/>
+    <w:lsdException w:name="Light Grid Accent 3" w:uiPriority="62"/>
+    <w:lsdException w:name="Medium Shading 1 Accent 3" w:uiPriority="63"/>
+    <w:lsdException w:name="Medium Shading 2 Accent 3" w:uiPriority="64"/>
+    <w:lsdException w:name="Medium List 1 Accent 3" w:uiPriority="65"/>
+    <w:lsdException w:name="Medium List 2 Accent 3" w:uiPriority="66"/>
+    <w:lsdException w:name="Medium Grid 1 Accent 3" w:uiPriority="67"/>
+    <w:lsdException w:name="Medium Grid 2 Accent 3" w:uiPriority="68"/>
+    <w:lsdException w:name="Medium Grid 3 Accent 3" w:uiPriority="69"/>
+    <w:lsdException w:name="Dark List Accent 3" w:uiPriority="70"/>
+    <w:lsdException w:name="Colorful Shading Accent 3" w:uiPriority="71"/>
+    <w:lsdException w:name="Colorful List Accent 3" w:uiPriority="72"/>
+    <w:lsdException w:name="Colorful Grid Accent 3" w:uiPriority="73"/>
+    <w:lsdException w:name="Light Shading Accent 4" w:uiPriority="60"/>
+    <w:lsdException w:name="Light List Accent 4" w:uiPriority="61"/>
+    <w:lsdException w:name="Light Grid Accent 4" w:uiPriority="62"/>
+    <w:lsdException w:name="Medium Shading 1 Accent 4" w:uiPriority="63"/>
+    <w:lsdException w:name="Medium Shading 2 Accent 4" w:uiPriority="64"/>
+    <w:lsdException w:name="Medium List 1 Accent 4" w:uiPriority="65"/>
+    <w:lsdException w:name="Medium List 2 Accent 4" w:uiPriority="66"/>
+    <w:lsdException w:name="Medium Grid 1 Accent 4" w:uiPriority="67"/>
+    <w:lsdException w:name="Medium Grid 2 Accent 4" w:uiPriority="68"/>
+    <w:lsdException w:name="Medium Grid 3 Accent 4" w:uiPriority="69"/>
+    <w:lsdException w:name="Dark List Accent 4" w:uiPriority="70"/>
+    <w:lsdException w:name="Colorful Shading Accent 4" w:uiPriority="71"/>
+    <w:lsdException w:name="Colorful List Accent 4" w:uiPriority="72"/>
+    <w:lsdException w:name="Colorful Grid Accent 4" w:uiPriority="73"/>
+    <w:lsdException w:name="Light Shading Accent 5" w:uiPriority="60"/>
+    <w:lsdException w:name="Light List Accent 5" w:uiPriority="61"/>
+    <w:lsdException w:name="Light Grid Accent 5" w:uiPriority="62"/>
+    <w:lsdException w:name="Medium Shading 1 Accent 5" w:uiPriority="63"/>
+    <w:lsdException w:name="Medium Shading 2 Accent 5" w:uiPriority="64"/>
+    <w:lsdException w:name="Medium List 1 Accent 5" w:uiPriority="65"/>
+    <w:lsdException w:name="Medium List 2 Accent 5" w:uiPriority="66"/>
+    <w:lsdException w:name="Medium Grid 1 Accent 5" w:uiPriority="67"/>
+    <w:lsdException w:name="Medium Grid 2 Accent 5" w:uiPriority="68"/>
+    <w:lsdException w:name="Medium Grid 3 Accent 5" w:uiPriority="69"/>
+    <w:lsdException w:name="Dark List Accent 5" w:uiPriority="70"/>
+    <w:lsdException w:name="Colorful Shading Accent 5" w:uiPriority="71"/>
+    <w:lsdException w:name="Colorful List Accent 5" w:uiPriority="72"/>
+    <w:lsdException w:name="Colorful Grid Accent 5" w:uiPriority="73"/>
+    <w:lsdException w:name="Light Shading Accent 6" w:uiPriority="60"/>
+    <w:lsdException w:name="Light List Accent 6" w:uiPriority="61"/>
+    <w:lsdException w:name="Light Grid Accent 6" w:uiPriority="62"/>
+    <w:lsdException w:name="Medium Shading 1 Accent 6" w:uiPriority="63"/>
+    <w:lsdException w:name="Medium Shading 2 Accent 6" w:uiPriority="64"/>
+    <w:lsdException w:name="Medium List 1 Accent 6" w:uiPriority="65"/>
+    <w:lsdException w:name="Medium List 2 Accent 6" w:uiPriority="66"/>
+    <w:lsdException w:name="Medium Grid 1 Accent 6" w:uiPriority="67"/>
+    <w:lsdException w:name="Medium Grid 2 Accent 6" w:uiPriority="68"/>
+    <w:lsdException w:name="Medium Grid 3 Accent 6" w:uiPriority="69"/>
+    <w:lsdException w:name="Dark List Accent 6" w:uiPriority="70"/>
+    <w:lsdException w:name="Colorful Shading Accent 6" w:uiPriority="71"/>
+    <w:lsdException w:name="Colorful List Accent 6" w:uiPriority="72"/>
+    <w:lsdException w:name="Colorful Grid Accent 6" w:uiPriority="73"/>
+    <w:lsdException w:name="Subtle Emphasis" w:uiPriority="19" w:qFormat="1"/>
+    <w:lsdException w:name="Intense Emphasis" w:uiPriority="21" w:qFormat="1"/>
+    <w:lsdException w:name="Subtle Reference" w:uiPriority="31" w:qFormat="1"/>
+    <w:lsdException w:name="Intense Reference" w:uiPriority="32" w:qFormat="1"/>
+    <w:lsdException w:name="Book Title" w:uiPriority="33" w:qFormat="1"/>
+    <w:lsdException w:name="Bibliography" w:semiHidden="1" w:uiPriority="37" w:unhideWhenUsed="1"/>
+    <w:lsdException w:name="TOC Heading" w:semiHidden="1" w:uiPriority="39" w:unhideWhenUsed="1" w:qFormat="1"/>
+    <w:lsdException w:name="Plain Table 1" w:uiPriority="41"/>
+    <w:lsdException w:name="Plain Table 2" w:uiPriority="42"/>
+    <w:lsdException w:name="Plain Table 3" w:uiPriority="43"/>
+    <w:lsdException w:name="Plain Table 4" w:uiPriority="44"/>
+    <w:lsdException w:name="Plain Table 5" w:uiPriority="45"/>
+    <w:lsdException w:name="Grid Table Light" w:uiPriority="40"/>
+    <w:lsdException w:name="Grid Table 1 Light" w:uiPriority="46"/>
+    <w:lsdException w:name="Grid Table 2" w:uiPriority="47"/>
+    <w:lsdException w:name="Grid Table 3" w:uiPriority="48"/>
+    <w:lsdException w:name="Grid Table 4" w:uiPriority="49"/>
+    <w:lsdException w:name="Grid Table 5 Dark" w:uiPriority="50"/>
+    <w:lsdException w:name="Grid Table 6 Colorful" w:uiPriority="51"/>
+    <w:lsdException w:name="Grid Table 7 Colorful" w:uiPriority="52"/>
+    <w:lsdException w:name="Grid Table 1 Light Accent 1" w:uiPriority="46"/>
+    <w:lsdException w:name="Grid Table 2 Accent 1" w:uiPriority="47"/>
+    <w:lsdException w:name="Grid Table 3 Accent 1" w:uiPriority="48"/>
+    <w:lsdException w:name="Grid Table 4 Accent 1" w:uiPriority="49"/>
+    <w:lsdException w:name="Grid Table 5 Dark Accent 1" w:uiPriority="50"/>
+    <w:lsdException w:name="Grid Table 6 Colorful Accent 1" w:uiPriority="51"/>
+    <w:lsdException w:name="Grid Table 7 Colorful Accent 1" w:uiPriority="52"/>
+    <w:lsdException w:name="Grid Table 1 Light Accent 2" w:uiPriority="46"/>
+    <w:lsdException w:name="Grid Table 2 Accent 2" w:uiPriority="47"/>
+    <w:lsdException w:name="Grid Table 3 Accent 2" w:uiPriority="48"/>
+    <w:lsdException w:name="Grid Table 4 Accent 2" w:uiPriority="49"/>
+    <w:lsdException w:name="Grid Table 5 Dark Accent 2" w:uiPriority="50"/>
+    <w:lsdException w:name="Grid Table 6 Colorful Accent 2" w:uiPriority="51"/>
+    <w:lsdException w:name="Grid Table 7 Colorful Accent 2" w:uiPriority="52"/>
+    <w:lsdException w:name="Grid Table 1 Light Accent 3" w:uiPriority="46"/>
+    <w:lsdException w:name="Grid Table 2 Accent 3" w:uiPriority="47"/>
+    <w:lsdException w:name="Grid Table 3 Accent 3" w:uiPriority="48"/>
+    <w:lsdException w:name="Grid Table 4 Accent 3" w:uiPriority="49"/>
+    <w:lsdException w:name="Grid Table 5 Dark Accent 3" w:uiPriority="50"/>
+    <w:lsdException w:name="Grid Table 6 Colorful Accent 3" w:uiPriority="51"/>
+    <w:lsdException w:name="Grid Table 7 Colorful Accent 3" w:uiPriority="52"/>
+    <w:lsdException w:name="Grid Table 1 Light Accent 4" w:uiPriority="46"/>
+    <w:lsdException w:name="Grid Table 2 Accent 4" w:uiPriority="47"/>
+    <w:lsdException w:name="Grid Table 3 Accent 4" w:uiPriority="48"/>
+    <w:lsdException w:name="Grid Table 4 Accent 4" w:uiPriority="49"/>
+    <w:lsdException w:name="Grid Table 5 Dark Accent 4" w:uiPriority="50"/>
+    <w:lsdException w:name="Grid Table 6 Colorful Accent 4" w:uiPriority="51"/>
+    <w:lsdException w:name="Grid Table 7 Colorful Accent 4" w:uiPriority="52"/>
+    <w:lsdException w:name="Grid Table 1 Light Accent 5" w:uiPriority="46"/>
+    <w:lsdException w:name="Grid Table 2 Accent 5" w:uiPriority="47"/>
+    <w:lsdException w:name="Grid Table 3 Accent 5" w:uiPriority="48"/>
+    <w:lsdException w:name="Grid Table 4 Accent 5" w:uiPriority="49"/>
+    <w:lsdException w:name="Grid Table 5 Dark Accent 5" w:uiPriority="50"/>
+    <w:lsdException w:name="Grid Table 6 Colorful Accent 5" w:uiPriority="51"/>
+    <w:lsdException w:name="Grid Table 7 Colorful Accent 5" w:uiPriority="52"/>
+    <w:lsdException w:name="Grid Table 1 Light Accent 6" w:uiPriority="46"/>
+    <w:lsdException w:name="Grid Table 2 Accent 6" w:uiPriority="47"/>
+    <w:lsdException w:name="Grid Table 3 Accent 6" w:uiPriority="48"/>
+    <w:lsdException w:name="Grid Table 4 Accent 6" w:uiPriority="49"/>
+    <w:lsdException w:name="Grid Table 5 Dark Accent 6" w:uiPriority="50"/>
+    <w:lsdException w:name="Grid Table 6 Colorful Accent 6" w:uiPriority="51"/>
+    <w:lsdException w:name="Grid Table 7 Colorful Accent 6" w:uiPriority="52"/>
+    <w:lsdException w:name="List Table 1 Light" w:uiPriority="46"/>
+    <w:lsdException w:name="List Table 2" w:uiPriority="47"/>
+    <w:lsdException w:name="List Table 3" w:uiPriority="48"/>
+    <w:lsdException w:name="List Table 4" w:uiPriority="49"/>
+    <w:lsdException w:name="List Table 5 Dark" w:uiPriority="50"/>
+    <w:lsdException w:name="List Table 6 Colorful" w:uiPriority="51"/>
+    <w:lsdException w:name="List Table 7 Colorful" w:uiPriority="52"/>
+    <w:lsdException w:name="List Table 1 Light Accent 1" w:uiPriority="46"/>
+    <w:lsdException w:name="List Table 2 Accent 1" w:uiPriority="47"/>
+    <w:lsdException w:name="List Table 3 Accent 1" w:uiPriority="48"/>
+    <w:lsdException w:name="List Table 4 Accent 1" w:uiPriority="49"/>
+    <w:lsdException w:name="List Table 5 Dark Accent 1" w:uiPriority="50"/>
+    <w:lsdException w:name="List Table 6 Colorful Accent 1" w:uiPriority="51"/>
+    <w:lsdException w:name="List Table 7 Colorful Accent 1" w:uiPriority="52"/>
+    <w:lsdException w:name="List Table 1 Light Accent 2" w:uiPriority="46"/>
+    <w:lsdException w:name="List Table 2 Accent 2" w:uiPriority="47"/>
+    <w:lsdException w:name="List Table 3 Accent 2" w:uiPriority="48"/>
+    <w:lsdException w:name="List Table 4 Accent 2" w:uiPriority="49"/>
+    <w:lsdException w:name="List Table 5 Dark Accent 2" w:uiPriority="50"/>
+    <w:lsdException w:name="List Table 6 Colorful Accent 2" w:uiPriority="51"/>
+    <w:lsdException w:name="List Table 7 Colorful Accent 2" w:uiPriority="52"/>
+    <w:lsdException w:name="List Table 1 Light Accent 3" w:uiPriority="46"/>
+    <w:lsdException w:name="List Table 2 Accent 3" w:uiPriority="47"/>
+    <w:lsdException w:name="List Table 3 Accent 3" w:uiPriority="48"/>
+    <w:lsdException w:name="List Table 4 Accent 3" w:uiPriority="49"/>
+    <w:lsdException w:name="List Table 5 Dark Accent 3" w:uiPriority="50"/>
+    <w:lsdException w:name="List Table 6 Colorful Accent 3" w:uiPriority="51"/>
+    <w:lsdException w:name="List Table 7 Colorful Accent 3" w:uiPriority="52"/>
+    <w:lsdException w:name="List Table 1 Light Accent 4" w:uiPriority="46"/>
+    <w:lsdException w:name="List Table 2 Accent 4" w:uiPriority="47"/>
+    <w:lsdException w:name="List Table 3 Accent 4" w:uiPriority="48"/>
+    <w:lsdException w:name="List Table 4 Accent 4" w:uiPriority="49"/>
+    <w:lsdException w:name="List Table 5 Dark Accent 4" w:uiPriority="50"/>
+    <w:lsdException w:name="List Table 6 Colorful Accent 4" w:uiPriority="51"/>
+    <w:lsdException w:name="List Table 7 Colorful Accent 4" w:uiPriority="52"/>
+    <w:lsdException w:name="List Table 1 Light Accent 5" w:uiPriority="46"/>
+    <w:lsdException w:name="List Table 2 Accent 5" w:uiPriority="47"/>
+    <w:lsdException w:name="List Table 3 Accent 5" w:uiPriority="48"/>
+    <w:lsdException w:name="List Table 4 Accent 5" w:uiPriority="49"/>
+    <w:lsdException w:name="List Table 5 Dark Accent 5" w:uiPriority="50"/>
+    <w:lsdException w:name="List Table 6 Colorful Accent 5" w:uiPriority="51"/>
+    <w:lsdException w:name="List Table 7 Colorful Accent 5" w:uiPriority="52"/>
+    <w:lsdException w:name="List Table 1 Light Accent 6" w:uiPriority="46"/>
+    <w:lsdException w:name="List Table 2 Accent 6" w:uiPriority="47"/>
+    <w:lsdException w:name="List Table 3 Accent 6" w:uiPriority="48"/>
+    <w:lsdException w:name="List Table 4 Accent 6" w:uiPriority="49"/>
+    <w:lsdException w:name="List Table 5 Dark Accent 6" w:uiPriority="50"/>
+    <w:lsdException w:name="List Table 6 Colorful Accent 6" w:uiPriority="51"/>
+    <w:lsdException w:name="List Table 7 Colorful Accent 6" w:uiPriority="52"/>
+    <w:lsdException w:name="Mention" w:semiHidden="1" w:unhideWhenUsed="1"/>
+    <w:lsdException w:name="Smart Hyperlink" w:semiHidden="1" w:unhideWhenUsed="1"/>
+    <w:lsdException w:name="Hashtag" w:semiHidden="1" w:unhideWhenUsed="1"/>
+    <w:lsdException w:name="Unresolved Mention" w:semiHidden="1" w:unhideWhenUsed="1"/>
+    <w:lsdException w:name="Smart Link" w:semiHidden="1" w:unhideWhenUsed="1"/>
   </w:latentStyles>
   <w:style w:type="paragraph" w:default="1" w:styleId="Normal">
     <w:name w:val="Normal"/>
@@ -1062,7 +1497,6 @@
     <w:uiPriority w:val="99"/>
     <w:semiHidden/>
     <w:unhideWhenUsed/>
-    <w:qFormat/>
     <w:tblPr>
       <w:tblInd w:w="0" w:type="dxa"/>
       <w:tblCellMar>
@@ -1088,7 +1522,6 @@
       <w:spacing w:after="0" w:line="240" w:lineRule="auto"/>
     </w:pPr>
     <w:tblPr>
-      <w:tblInd w:w="0" w:type="dxa"/>
       <w:tblBorders>
         <w:top w:val="single" w:sz="4" w:space="0" w:color="000000" w:themeColor="text1"/>
         <w:left w:val="single" w:sz="4" w:space="0" w:color="000000" w:themeColor="text1"/>
@@ -1097,12 +1530,6 @@
         <w:insideH w:val="single" w:sz="4" w:space="0" w:color="000000" w:themeColor="text1"/>
         <w:insideV w:val="single" w:sz="4" w:space="0" w:color="000000" w:themeColor="text1"/>
       </w:tblBorders>
-      <w:tblCellMar>
-        <w:top w:w="0" w:type="dxa"/>
-        <w:left w:w="108" w:type="dxa"/>
-        <w:bottom w:w="0" w:type="dxa"/>
-        <w:right w:w="108" w:type="dxa"/>
-      </w:tblCellMar>
     </w:tblPr>
   </w:style>
   <w:style w:type="paragraph" w:styleId="NormalWeb">
